--- a/Assets/Scripts/LoveGun_SetupGuide.docx
+++ b/Assets/Scripts/LoveGun_SetupGuide.docx
@@ -7562,102 +7562,70 @@
                 <w:sz w:val="19"/>
                 <w:szCs w:val="19"/>
               </w:rPr>
-              <w:t xml:space="preserve">Cafe </w:t>
-            </w:r>
+              <w:t>Cafe → Stadium calm restock. Open() lights up pickups, optional bonus NPCs, a calming music swap and a happiness top-up; Exit() unlocks the stadium when the player leaves.</w:t>
+            </w:r>
+          </w:p>
+        </w:tc>
+      </w:tr>
+      <w:tr>
+        <w:tc>
+          <w:tcPr>
+            <w:tcW w:type="dxa" w:w="3200"/>
+            <w:tcBorders>
+              <w:top w:val="single" w:color="CCCCCC" w:sz="1"/>
+              <w:left w:val="single" w:color="CCCCCC" w:sz="1"/>
+              <w:bottom w:val="single" w:color="CCCCCC" w:sz="1"/>
+              <w:right w:val="single" w:color="CCCCCC" w:sz="1"/>
+            </w:tcBorders>
+            <w:tcMar>
+              <w:top w:type="dxa" w:w="80"/>
+              <w:left w:type="dxa" w:w="120"/>
+              <w:bottom w:type="dxa" w:w="80"/>
+              <w:right w:type="dxa" w:w="120"/>
+            </w:tcMar>
+          </w:tcPr>
+          <w:p>
+            <w:pPr>
+              <w:spacing w:after="20" w:before="20"/>
+            </w:pPr>
+            <w:r>
+              <w:rPr>
+                <w:rFonts w:ascii="Courier New" w:cs="Courier New" w:eastAsia="Courier New" w:hAnsi="Courier New"/>
+                <w:color w:val="1A1A2E"/>
+                <w:sz w:val="18"/>
+                <w:szCs w:val="18"/>
+              </w:rPr>
+              <w:t xml:space="preserve">AmbushGauntlet.cs</w:t>
+            </w:r>
+          </w:p>
+        </w:tc>
+        <w:tc>
+          <w:tcPr>
+            <w:tcW w:type="dxa" w:w="5800"/>
+            <w:tcBorders>
+              <w:top w:val="single" w:color="CCCCCC" w:sz="1"/>
+              <w:left w:val="single" w:color="CCCCCC" w:sz="1"/>
+              <w:bottom w:val="single" w:color="CCCCCC" w:sz="1"/>
+              <w:right w:val="single" w:color="CCCCCC" w:sz="1"/>
+            </w:tcBorders>
+            <w:tcMar>
+              <w:top w:type="dxa" w:w="80"/>
+              <w:left w:type="dxa" w:w="120"/>
+              <w:bottom w:type="dxa" w:w="80"/>
+              <w:right w:type="dxa" w:w="120"/>
+            </w:tcMar>
+          </w:tcPr>
+          <w:p>
+            <w:pPr>
+              <w:spacing w:after="20" w:before="20"/>
+            </w:pPr>
             <w:r>
               <w:rPr>
                 <w:rFonts w:ascii="Arial" w:cs="Arial" w:eastAsia="Arial" w:hAnsi="Arial"/>
                 <w:sz w:val="19"/>
                 <w:szCs w:val="19"/>
               </w:rPr>
-              <w:t xml:space="preserve">→</w:t>
-            </w:r>
-            <w:r>
-              <w:rPr>
-                <w:rFonts w:ascii="Arial" w:cs="Arial" w:eastAsia="Arial" w:hAnsi="Arial"/>
-                <w:sz w:val="19"/>
-                <w:szCs w:val="19"/>
-              </w:rPr>
-              <w:t xml:space="preserve"> Stadium calm restock. Open() lights up pickups, optional bonus NPCs, a calming music swap and a happiness top-up; Exit() unlocks the stadium when the player leaves.</w:t>
-            </w:r>
-          </w:p>
-        </w:tc>
-      </w:tr>
-      <w:tr>
-        <w:tc>
-          <w:tcPr>
-            <w:tcW w:type="dxa" w:w="3200"/>
-            <w:tcBorders>
-              <w:top w:val="single" w:color="CCCCCC" w:sz="1"/>
-              <w:left w:val="single" w:color="CCCCCC" w:sz="1"/>
-              <w:bottom w:val="single" w:color="CCCCCC" w:sz="1"/>
-              <w:right w:val="single" w:color="CCCCCC" w:sz="1"/>
-            </w:tcBorders>
-            <w:tcMar>
-              <w:top w:type="dxa" w:w="80"/>
-              <w:left w:type="dxa" w:w="120"/>
-              <w:bottom w:type="dxa" w:w="80"/>
-              <w:right w:type="dxa" w:w="120"/>
-            </w:tcMar>
-          </w:tcPr>
-          <w:p>
-            <w:pPr>
-              <w:spacing w:after="20" w:before="20"/>
-            </w:pPr>
-            <w:r>
-              <w:rPr>
-                <w:rFonts w:ascii="Courier New" w:cs="Courier New" w:eastAsia="Courier New" w:hAnsi="Courier New"/>
-                <w:color w:val="1A1A2E"/>
-                <w:sz w:val="18"/>
-                <w:szCs w:val="18"/>
-              </w:rPr>
-              <w:t xml:space="preserve">AmbushGauntlet.cs</w:t>
-            </w:r>
-          </w:p>
-        </w:tc>
-        <w:tc>
-          <w:tcPr>
-            <w:tcW w:type="dxa" w:w="5800"/>
-            <w:tcBorders>
-              <w:top w:val="single" w:color="CCCCCC" w:sz="1"/>
-              <w:left w:val="single" w:color="CCCCCC" w:sz="1"/>
-              <w:bottom w:val="single" w:color="CCCCCC" w:sz="1"/>
-              <w:right w:val="single" w:color="CCCCCC" w:sz="1"/>
-            </w:tcBorders>
-            <w:tcMar>
-              <w:top w:type="dxa" w:w="80"/>
-              <w:left w:type="dxa" w:w="120"/>
-              <w:bottom w:type="dxa" w:w="80"/>
-              <w:right w:type="dxa" w:w="120"/>
-            </w:tcMar>
-          </w:tcPr>
-          <w:p>
-            <w:pPr>
-              <w:spacing w:after="20" w:before="20"/>
-            </w:pPr>
-            <w:r>
-              <w:rPr>
-                <w:rFonts w:ascii="Arial" w:cs="Arial" w:eastAsia="Arial" w:hAnsi="Arial"/>
-                <w:sz w:val="19"/>
-                <w:szCs w:val="19"/>
-              </w:rPr>
-              <w:t xml:space="preserve">Stadium </w:t>
-            </w:r>
-            <w:r>
-              <w:rPr>
-                <w:rFonts w:ascii="Arial" w:cs="Arial" w:eastAsia="Arial" w:hAnsi="Arial"/>
-                <w:sz w:val="19"/>
-                <w:szCs w:val="19"/>
-              </w:rPr>
-              <w:t xml:space="preserve">→</w:t>
-            </w:r>
-            <w:r>
-              <w:rPr>
-                <w:rFonts w:ascii="Arial" w:cs="Arial" w:eastAsia="Arial" w:hAnsi="Arial"/>
-                <w:sz w:val="19"/>
-                <w:szCs w:val="19"/>
-              </w:rPr>
-              <w:t xml:space="preserve"> Boss Heartbreak Bridge mini-boss ambush. Seals the route, spawns ambushers, and when they are all converted it activates the Final Boss.</w:t>
+              <w:t>Stadium → Boss Heartbreak Bridge mini-boss ambush. Seals the route, spawns ambushers, and when they are all converted it activates the Final Boss.</w:t>
             </w:r>
           </w:p>
         </w:tc>
@@ -8287,23 +8255,7 @@
           <w:sz w:val="20"/>
           <w:szCs w:val="20"/>
         </w:rPr>
-        <w:t xml:space="preserve">On Trigger_BreatherExit, wire On Triggered </w:t>
-      </w:r>
-      <w:r>
-        <w:rPr>
-          <w:rFonts w:ascii="Arial" w:cs="Arial" w:eastAsia="Arial" w:hAnsi="Arial"/>
-          <w:sz w:val="20"/>
-          <w:szCs w:val="20"/>
-        </w:rPr>
-        <w:t xml:space="preserve">→</w:t>
-      </w:r>
-      <w:r>
-        <w:rPr>
-          <w:rFonts w:ascii="Arial" w:cs="Arial" w:eastAsia="Arial" w:hAnsi="Arial"/>
-          <w:sz w:val="20"/>
-          <w:szCs w:val="20"/>
-        </w:rPr>
-        <w:t xml:space="preserve"> BreatherZone.Exit().</w:t>
+        <w:t>On Trigger_BreatherExit, wire On Triggered → BreatherZone.Exit().</w:t>
       </w:r>
     </w:p>
     <w:p>
@@ -8326,23 +8278,7 @@
           <w:sz w:val="20"/>
           <w:szCs w:val="20"/>
         </w:rPr>
-        <w:t xml:space="preserve">On BreatherZone, wire On Breather Cleared </w:t>
-      </w:r>
-      <w:r>
-        <w:rPr>
-          <w:rFonts w:ascii="Arial" w:cs="Arial" w:eastAsia="Arial" w:hAnsi="Arial"/>
-          <w:sz w:val="20"/>
-          <w:szCs w:val="20"/>
-        </w:rPr>
-        <w:t xml:space="preserve">→</w:t>
-      </w:r>
-      <w:r>
-        <w:rPr>
-          <w:rFonts w:ascii="Arial" w:cs="Arial" w:eastAsia="Arial" w:hAnsi="Arial"/>
-          <w:sz w:val="20"/>
-          <w:szCs w:val="20"/>
-        </w:rPr>
-        <w:t xml:space="preserve"> Section2Spawner.UnlockEntrance(). Now the stadium opens only after the breather.</w:t>
+        <w:t>On BreatherZone, wire On Breather Cleared → Section2Spawner.UnlockEntrance(). Now the stadium opens only after the breather.</w:t>
       </w:r>
     </w:p>
     <w:p>
@@ -8881,23 +8817,7 @@
           <w:sz w:val="20"/>
           <w:szCs w:val="20"/>
         </w:rPr>
-        <w:t xml:space="preserve">Wire AmbushGauntlet.On Gauntlet Cleared </w:t>
-      </w:r>
-      <w:r>
-        <w:rPr>
-          <w:rFonts w:ascii="Arial" w:cs="Arial" w:eastAsia="Arial" w:hAnsi="Arial"/>
-          <w:sz w:val="20"/>
-          <w:szCs w:val="20"/>
-        </w:rPr>
-        <w:t xml:space="preserve">→</w:t>
-      </w:r>
-      <w:r>
-        <w:rPr>
-          <w:rFonts w:ascii="Arial" w:cs="Arial" w:eastAsia="Arial" w:hAnsi="Arial"/>
-          <w:sz w:val="20"/>
-          <w:szCs w:val="20"/>
-        </w:rPr>
-        <w:t xml:space="preserve"> FinalBoss.SetActive(true), plus the boss objective marker’s Show(). The boss now appears only after the ambush is beaten.</w:t>
+        <w:t>Wire AmbushGauntlet.On Gauntlet Cleared → FinalBoss.SetActive(true), plus the boss objective marker’s Show(). The boss now appears only after the ambush is beaten.</w:t>
       </w:r>
     </w:p>
     <w:p>
@@ -8958,23 +8878,7 @@
           <w:sz w:val="20"/>
           <w:szCs w:val="20"/>
         </w:rPr>
-        <w:t xml:space="preserve">Place a SequenceTrigger on the bridge; wire its On Triggered </w:t>
-      </w:r>
-      <w:r>
-        <w:rPr>
-          <w:rFonts w:ascii="Arial" w:cs="Arial" w:eastAsia="Arial" w:hAnsi="Arial"/>
-          <w:sz w:val="20"/>
-          <w:szCs w:val="20"/>
-        </w:rPr>
-        <w:t xml:space="preserve">→</w:t>
-      </w:r>
-      <w:r>
-        <w:rPr>
-          <w:rFonts w:ascii="Arial" w:cs="Arial" w:eastAsia="Arial" w:hAnsi="Arial"/>
-          <w:sz w:val="20"/>
-          <w:szCs w:val="20"/>
-        </w:rPr>
-        <w:t xml:space="preserve"> AmbushGauntlet.Begin().</w:t>
+        <w:t>Place a SequenceTrigger on the bridge; wire its On Triggered → AmbushGauntlet.Begin().</w:t>
       </w:r>
     </w:p>
     <w:p>
@@ -9040,23 +8944,7 @@
           <w:sz w:val="19"/>
           <w:szCs w:val="19"/>
         </w:rPr>
-        <w:t xml:space="preserve">Cafe clears </w:t>
-      </w:r>
-      <w:r>
-        <w:rPr>
-          <w:rFonts w:ascii="Arial" w:cs="Arial" w:eastAsia="Arial" w:hAnsi="Arial"/>
-          <w:sz w:val="19"/>
-          <w:szCs w:val="19"/>
-        </w:rPr>
-        <w:t xml:space="preserve">→</w:t>
-      </w:r>
-      <w:r>
-        <w:rPr>
-          <w:rFonts w:ascii="Arial" w:cs="Arial" w:eastAsia="Arial" w:hAnsi="Arial"/>
-          <w:sz w:val="19"/>
-          <w:szCs w:val="19"/>
-        </w:rPr>
-        <w:t xml:space="preserve"> breather lights up, player heals to full, stadium still blocked.</w:t>
+        <w:t>Cafe clears → breather lights up, player heals to full, stadium still blocked.</w:t>
       </w:r>
     </w:p>
     <w:p>
@@ -9092,23 +8980,7 @@
           <w:sz w:val="19"/>
           <w:szCs w:val="19"/>
         </w:rPr>
-        <w:t xml:space="preserve">Stadium finale </w:t>
-      </w:r>
-      <w:r>
-        <w:rPr>
-          <w:rFonts w:ascii="Arial" w:cs="Arial" w:eastAsia="Arial" w:hAnsi="Arial"/>
-          <w:sz w:val="19"/>
-          <w:szCs w:val="19"/>
-        </w:rPr>
-        <w:t xml:space="preserve">→</w:t>
-      </w:r>
-      <w:r>
-        <w:rPr>
-          <w:rFonts w:ascii="Arial" w:cs="Arial" w:eastAsia="Arial" w:hAnsi="Arial"/>
-          <w:sz w:val="19"/>
-          <w:szCs w:val="19"/>
-        </w:rPr>
-        <w:t xml:space="preserve"> player lands in the street and the ambush begins (boss NOT yet active).</w:t>
+        <w:t>Stadium finale → player lands in the street and the ambush begins (boss NOT yet active).</w:t>
       </w:r>
     </w:p>
     <w:p>
@@ -9145,6 +9017,1442 @@
           <w:szCs w:val="19"/>
         </w:rPr>
         <w:t xml:space="preserve">Route blockers are solid during the ambush and gone afterward.</w:t>
+      </w:r>
+    </w:p>
+    <w:p>
+      <w:pPr>
+        <w:pStyle w:val="Heading1"/>
+        <w:pBdr>
+          <w:bottom w:val="single" w:color="D63384" w:sz="6" w:space="4"/>
+        </w:pBdr>
+        <w:spacing w:after="160" w:before="360"/>
+      </w:pPr>
+      <w:r>
+        <w:rPr>
+          <w:rFonts w:ascii="Arial" w:cs="Arial" w:eastAsia="Arial" w:hAnsi="Arial"/>
+          <w:b/>
+          <w:bCs/>
+          <w:color w:val="4A4E69"/>
+          <w:sz w:val="32"/>
+          <w:szCs w:val="32"/>
+        </w:rPr>
+        <w:t xml:space="preserve">13. Section Checkpoints &amp; Respawn (Playtest Polish)</w:t>
+      </w:r>
+    </w:p>
+    <w:p>
+      <w:pPr>
+        <w:spacing w:after="60" w:before="60"/>
+      </w:pPr>
+      <w:r>
+        <w:rPr>
+          <w:rFonts w:ascii="Arial" w:cs="Arial" w:eastAsia="Arial" w:hAnsi="Arial"/>
+          <w:sz w:val="20"/>
+          <w:szCs w:val="20"/>
+        </w:rPr>
+        <w:t xml:space="preserve">Until now, dying anywhere reloaded the entire scene via GameManager.RestartLevel(), throwing away every section the player had already cleared. A public playtest is a poor place to make strangers replay the café before they can try the stadium again. This section adds a checkpoint / respawn system that drops the player back at the start of the current section with full happiness, ammo and love bombs, leaving NPCs they had already converted converted. It also fixes a related bug in CatVisionEvent that meant near-death anywhere (café included) teleported the player past the rest of the game straight to the boss arena.</w:t>
+      </w:r>
+    </w:p>
+    <w:p>
+      <w:pPr>
+        <w:pStyle w:val="Heading2"/>
+        <w:spacing w:after="80" w:before="240"/>
+      </w:pPr>
+      <w:r>
+        <w:rPr>
+          <w:rFonts w:ascii="Arial" w:cs="Arial" w:eastAsia="Arial" w:hAnsi="Arial"/>
+          <w:b/>
+          <w:bCs/>
+          <w:color w:val="1A1A2E"/>
+          <w:sz w:val="26"/>
+          <w:szCs w:val="26"/>
+        </w:rPr>
+        <w:t xml:space="preserve">CheckpointManager.cs (single new script, no edits elsewhere)</w:t>
+      </w:r>
+    </w:p>
+    <w:p>
+      <w:pPr>
+        <w:spacing w:after="60" w:before="60"/>
+      </w:pPr>
+      <w:r>
+        <w:rPr>
+          <w:rFonts w:ascii="Arial" w:cs="Arial" w:eastAsia="Arial" w:hAnsi="Arial"/>
+          <w:sz w:val="20"/>
+          <w:szCs w:val="20"/>
+        </w:rPr>
+        <w:t xml:space="preserve">One new component in </w:t>
+      </w:r>
+      <w:r>
+        <w:rPr>
+          <w:rFonts w:ascii="Courier New" w:cs="Courier New" w:eastAsia="Courier New" w:hAnsi="Courier New"/>
+          <w:color w:val="1A1A2E"/>
+          <w:sz w:val="19"/>
+          <w:szCs w:val="19"/>
+        </w:rPr>
+        <w:t xml:space="preserve">Assets/Scripts/Managers/CheckpointManager.cs</w:t>
+      </w:r>
+      <w:r>
+        <w:rPr>
+          <w:rFonts w:ascii="Arial" w:cs="Arial" w:eastAsia="Arial" w:hAnsi="Arial"/>
+          <w:sz w:val="20"/>
+          <w:szCs w:val="20"/>
+        </w:rPr>
+        <w:t xml:space="preserve">. It holds the most recently set checkpoint Transform and exposes two things you wire in the Inspector: SetCheckpoint... methods for each section to call when it starts, and RespawnAtCheckpoint() for the Retry button to call instead of GameManager.RestartLevel(). On respawn it teleports the player, refills resources (using max-semantics so it never reduces what they had), hides the lose panel, clears GameManager.isGameOver, restores Time.timeScale, re-locks the cursor and clears PlayerHealth.invincible.</w:t>
+      </w:r>
+    </w:p>
+    <w:p>
+      <w:pPr>
+        <w:spacing w:after="60" w:before="60"/>
+      </w:pPr>
+      <w:r>
+        <w:rPr>
+          <w:rFonts w:ascii="Arial" w:cs="Arial" w:eastAsia="Arial" w:hAnsi="Arial"/>
+          <w:b/>
+          <w:bCs/>
+          <w:sz w:val="20"/>
+          <w:szCs w:val="20"/>
+        </w:rPr>
+        <w:t xml:space="preserve">Inspector fields:</w:t>
+      </w:r>
+    </w:p>
+    <w:tbl>
+      <w:tblPr>
+        <w:tblW w:type="dxa" w:w="9000"/>
+        <w:tblBorders>
+          <w:top w:val="single" w:color="auto" w:sz="4"/>
+          <w:left w:val="single" w:color="auto" w:sz="4"/>
+          <w:bottom w:val="single" w:color="auto" w:sz="4"/>
+          <w:right w:val="single" w:color="auto" w:sz="4"/>
+          <w:insideH w:val="single" w:color="auto" w:sz="4"/>
+          <w:insideV w:val="single" w:color="auto" w:sz="4"/>
+        </w:tblBorders>
+      </w:tblPr>
+      <w:tblGrid>
+        <w:gridCol w:w="3200"/>
+        <w:gridCol w:w="5800"/>
+      </w:tblGrid>
+      <w:tr>
+        <w:tc>
+          <w:tcPr>
+            <w:tcW w:type="dxa" w:w="3200"/>
+            <w:tcBorders>
+              <w:top w:val="single" w:color="CCCCCC" w:sz="1"/>
+              <w:left w:val="single" w:color="CCCCCC" w:sz="1"/>
+              <w:bottom w:val="single" w:color="CCCCCC" w:sz="1"/>
+              <w:right w:val="single" w:color="CCCCCC" w:sz="1"/>
+            </w:tcBorders>
+            <w:shd w:fill="EEF0F5" w:val="clear"/>
+            <w:tcMar>
+              <w:top w:type="dxa" w:w="80"/>
+              <w:left w:type="dxa" w:w="120"/>
+              <w:bottom w:type="dxa" w:w="80"/>
+              <w:right w:type="dxa" w:w="120"/>
+            </w:tcMar>
+          </w:tcPr>
+          <w:p>
+            <w:pPr>
+              <w:spacing w:after="20" w:before="20"/>
+            </w:pPr>
+            <w:r>
+              <w:rPr>
+                <w:rFonts w:ascii="Arial" w:cs="Arial" w:eastAsia="Arial" w:hAnsi="Arial"/>
+                <w:b/>
+                <w:bCs/>
+                <w:sz w:val="19"/>
+                <w:szCs w:val="19"/>
+              </w:rPr>
+              <w:t xml:space="preserve">Field</w:t>
+            </w:r>
+          </w:p>
+        </w:tc>
+        <w:tc>
+          <w:tcPr>
+            <w:tcW w:type="dxa" w:w="5800"/>
+            <w:tcBorders>
+              <w:top w:val="single" w:color="CCCCCC" w:sz="1"/>
+              <w:left w:val="single" w:color="CCCCCC" w:sz="1"/>
+              <w:bottom w:val="single" w:color="CCCCCC" w:sz="1"/>
+              <w:right w:val="single" w:color="CCCCCC" w:sz="1"/>
+            </w:tcBorders>
+            <w:shd w:fill="EEF0F5" w:val="clear"/>
+            <w:tcMar>
+              <w:top w:type="dxa" w:w="80"/>
+              <w:left w:type="dxa" w:w="120"/>
+              <w:bottom w:type="dxa" w:w="80"/>
+              <w:right w:type="dxa" w:w="120"/>
+            </w:tcMar>
+          </w:tcPr>
+          <w:p>
+            <w:pPr>
+              <w:spacing w:after="20" w:before="20"/>
+            </w:pPr>
+            <w:r>
+              <w:rPr>
+                <w:rFonts w:ascii="Arial" w:cs="Arial" w:eastAsia="Arial" w:hAnsi="Arial"/>
+                <w:b/>
+                <w:bCs/>
+                <w:sz w:val="19"/>
+                <w:szCs w:val="19"/>
+              </w:rPr>
+              <w:t xml:space="preserve">Assign</w:t>
+            </w:r>
+          </w:p>
+        </w:tc>
+      </w:tr>
+      <w:tr>
+        <w:tc>
+          <w:tcPr>
+            <w:tcW w:type="dxa" w:w="3200"/>
+            <w:tcBorders>
+              <w:top w:val="single" w:color="CCCCCC" w:sz="1"/>
+              <w:left w:val="single" w:color="CCCCCC" w:sz="1"/>
+              <w:bottom w:val="single" w:color="CCCCCC" w:sz="1"/>
+              <w:right w:val="single" w:color="CCCCCC" w:sz="1"/>
+            </w:tcBorders>
+            <w:tcMar>
+              <w:top w:type="dxa" w:w="80"/>
+              <w:left w:type="dxa" w:w="120"/>
+              <w:bottom w:type="dxa" w:w="80"/>
+              <w:right w:type="dxa" w:w="120"/>
+            </w:tcMar>
+          </w:tcPr>
+          <w:p>
+            <w:pPr>
+              <w:spacing w:after="20" w:before="20"/>
+            </w:pPr>
+            <w:r>
+              <w:rPr>
+                <w:rFonts w:ascii="Courier New" w:cs="Courier New" w:eastAsia="Courier New" w:hAnsi="Courier New"/>
+                <w:b/>
+                <w:bCs/>
+                <w:color w:val="1A1A2E"/>
+                <w:sz w:val="18"/>
+                <w:szCs w:val="18"/>
+              </w:rPr>
+              <w:t xml:space="preserve">Player Transform</w:t>
+            </w:r>
+          </w:p>
+        </w:tc>
+        <w:tc>
+          <w:tcPr>
+            <w:tcW w:type="dxa" w:w="5800"/>
+            <w:tcBorders>
+              <w:top w:val="single" w:color="CCCCCC" w:sz="1"/>
+              <w:left w:val="single" w:color="CCCCCC" w:sz="1"/>
+              <w:bottom w:val="single" w:color="CCCCCC" w:sz="1"/>
+              <w:right w:val="single" w:color="CCCCCC" w:sz="1"/>
+            </w:tcBorders>
+            <w:tcMar>
+              <w:top w:type="dxa" w:w="80"/>
+              <w:left w:type="dxa" w:w="120"/>
+              <w:bottom w:type="dxa" w:w="80"/>
+              <w:right w:type="dxa" w:w="120"/>
+            </w:tcMar>
+          </w:tcPr>
+          <w:p>
+            <w:pPr>
+              <w:spacing w:after="20" w:before="20"/>
+            </w:pPr>
+            <w:r>
+              <w:rPr>
+                <w:rFonts w:ascii="Arial" w:cs="Arial" w:eastAsia="Arial" w:hAnsi="Arial"/>
+                <w:sz w:val="19"/>
+                <w:szCs w:val="19"/>
+              </w:rPr>
+              <w:t xml:space="preserve">Your Player object. Leave blank to auto-find by the </w:t>
+            </w:r>
+            <w:r>
+              <w:rPr>
+                <w:rFonts w:ascii="Courier New" w:cs="Courier New" w:eastAsia="Courier New" w:hAnsi="Courier New"/>
+                <w:color w:val="1A1A2E"/>
+                <w:sz w:val="19"/>
+                <w:szCs w:val="19"/>
+              </w:rPr>
+              <w:t xml:space="preserve">Player</w:t>
+            </w:r>
+            <w:r>
+              <w:rPr>
+                <w:rFonts w:ascii="Arial" w:cs="Arial" w:eastAsia="Arial" w:hAnsi="Arial"/>
+                <w:sz w:val="19"/>
+                <w:szCs w:val="19"/>
+              </w:rPr>
+              <w:t xml:space="preserve"> tag the first time it is needed.</w:t>
+            </w:r>
+          </w:p>
+        </w:tc>
+      </w:tr>
+      <w:tr>
+        <w:tc>
+          <w:tcPr>
+            <w:tcW w:type="dxa" w:w="3200"/>
+            <w:tcBorders>
+              <w:top w:val="single" w:color="CCCCCC" w:sz="1"/>
+              <w:left w:val="single" w:color="CCCCCC" w:sz="1"/>
+              <w:bottom w:val="single" w:color="CCCCCC" w:sz="1"/>
+              <w:right w:val="single" w:color="CCCCCC" w:sz="1"/>
+            </w:tcBorders>
+            <w:tcMar>
+              <w:top w:type="dxa" w:w="80"/>
+              <w:left w:type="dxa" w:w="120"/>
+              <w:bottom w:type="dxa" w:w="80"/>
+              <w:right w:type="dxa" w:w="120"/>
+            </w:tcMar>
+          </w:tcPr>
+          <w:p>
+            <w:pPr>
+              <w:spacing w:after="20" w:before="20"/>
+            </w:pPr>
+            <w:r>
+              <w:rPr>
+                <w:rFonts w:ascii="Courier New" w:cs="Courier New" w:eastAsia="Courier New" w:hAnsi="Courier New"/>
+                <w:b/>
+                <w:bCs/>
+                <w:color w:val="1A1A2E"/>
+                <w:sz w:val="18"/>
+                <w:szCs w:val="18"/>
+              </w:rPr>
+              <w:t xml:space="preserve">Initial Checkpoint</w:t>
+            </w:r>
+          </w:p>
+        </w:tc>
+        <w:tc>
+          <w:tcPr>
+            <w:tcW w:type="dxa" w:w="5800"/>
+            <w:tcBorders>
+              <w:top w:val="single" w:color="CCCCCC" w:sz="1"/>
+              <w:left w:val="single" w:color="CCCCCC" w:sz="1"/>
+              <w:bottom w:val="single" w:color="CCCCCC" w:sz="1"/>
+              <w:right w:val="single" w:color="CCCCCC" w:sz="1"/>
+            </w:tcBorders>
+            <w:tcMar>
+              <w:top w:type="dxa" w:w="80"/>
+              <w:left w:type="dxa" w:w="120"/>
+              <w:bottom w:type="dxa" w:w="80"/>
+              <w:right w:type="dxa" w:w="120"/>
+            </w:tcMar>
+          </w:tcPr>
+          <w:p>
+            <w:pPr>
+              <w:spacing w:after="20" w:before="20"/>
+            </w:pPr>
+            <w:r>
+              <w:rPr>
+                <w:rFonts w:ascii="Arial" w:cs="Arial" w:eastAsia="Arial" w:hAnsi="Arial"/>
+                <w:sz w:val="19"/>
+                <w:szCs w:val="19"/>
+              </w:rPr>
+              <w:t xml:space="preserve">Empty GameObject at the player’s start position. Leave blank and the manager auto-snapshots the player’s Start() position into a hidden marker.</w:t>
+            </w:r>
+          </w:p>
+        </w:tc>
+      </w:tr>
+      <w:tr>
+        <w:tc>
+          <w:tcPr>
+            <w:tcW w:type="dxa" w:w="3200"/>
+            <w:tcBorders>
+              <w:top w:val="single" w:color="CCCCCC" w:sz="1"/>
+              <w:left w:val="single" w:color="CCCCCC" w:sz="1"/>
+              <w:bottom w:val="single" w:color="CCCCCC" w:sz="1"/>
+              <w:right w:val="single" w:color="CCCCCC" w:sz="1"/>
+            </w:tcBorders>
+            <w:tcMar>
+              <w:top w:type="dxa" w:w="80"/>
+              <w:left w:type="dxa" w:w="120"/>
+              <w:bottom w:type="dxa" w:w="80"/>
+              <w:right w:type="dxa" w:w="120"/>
+            </w:tcMar>
+          </w:tcPr>
+          <w:p>
+            <w:pPr>
+              <w:spacing w:after="20" w:before="20"/>
+            </w:pPr>
+            <w:r>
+              <w:rPr>
+                <w:rFonts w:ascii="Courier New" w:cs="Courier New" w:eastAsia="Courier New" w:hAnsi="Courier New"/>
+                <w:b/>
+                <w:bCs/>
+                <w:color w:val="1A1A2E"/>
+                <w:sz w:val="18"/>
+                <w:szCs w:val="18"/>
+              </w:rPr>
+              <w:t xml:space="preserve">Café / Breather / Stadium / Ambush / Boss Arena Checkpoint</w:t>
+            </w:r>
+          </w:p>
+        </w:tc>
+        <w:tc>
+          <w:tcPr>
+            <w:tcW w:type="dxa" w:w="5800"/>
+            <w:tcBorders>
+              <w:top w:val="single" w:color="CCCCCC" w:sz="1"/>
+              <w:left w:val="single" w:color="CCCCCC" w:sz="1"/>
+              <w:bottom w:val="single" w:color="CCCCCC" w:sz="1"/>
+              <w:right w:val="single" w:color="CCCCCC" w:sz="1"/>
+            </w:tcBorders>
+            <w:tcMar>
+              <w:top w:type="dxa" w:w="80"/>
+              <w:left w:type="dxa" w:w="120"/>
+              <w:bottom w:type="dxa" w:w="80"/>
+              <w:right w:type="dxa" w:w="120"/>
+            </w:tcMar>
+          </w:tcPr>
+          <w:p>
+            <w:pPr>
+              <w:spacing w:after="20" w:before="20"/>
+            </w:pPr>
+            <w:r>
+              <w:rPr>
+                <w:rFonts w:ascii="Arial" w:cs="Arial" w:eastAsia="Arial" w:hAnsi="Arial"/>
+                <w:sz w:val="19"/>
+                <w:szCs w:val="19"/>
+              </w:rPr>
+              <w:t xml:space="preserve">Empty GameObjects placed at the spawn point of each section. Boss Arena should be the same Transform CatVisionEvent.teleportDestination uses.</w:t>
+            </w:r>
+          </w:p>
+        </w:tc>
+      </w:tr>
+      <w:tr>
+        <w:tc>
+          <w:tcPr>
+            <w:tcW w:type="dxa" w:w="3200"/>
+            <w:tcBorders>
+              <w:top w:val="single" w:color="CCCCCC" w:sz="1"/>
+              <w:left w:val="single" w:color="CCCCCC" w:sz="1"/>
+              <w:bottom w:val="single" w:color="CCCCCC" w:sz="1"/>
+              <w:right w:val="single" w:color="CCCCCC" w:sz="1"/>
+            </w:tcBorders>
+            <w:tcMar>
+              <w:top w:type="dxa" w:w="80"/>
+              <w:left w:type="dxa" w:w="120"/>
+              <w:bottom w:type="dxa" w:w="80"/>
+              <w:right w:type="dxa" w:w="120"/>
+            </w:tcMar>
+          </w:tcPr>
+          <w:p>
+            <w:pPr>
+              <w:spacing w:after="20" w:before="20"/>
+            </w:pPr>
+            <w:r>
+              <w:rPr>
+                <w:rFonts w:ascii="Courier New" w:cs="Courier New" w:eastAsia="Courier New" w:hAnsi="Courier New"/>
+                <w:b/>
+                <w:bCs/>
+                <w:color w:val="1A1A2E"/>
+                <w:sz w:val="18"/>
+                <w:szCs w:val="18"/>
+              </w:rPr>
+              <w:t xml:space="preserve">Lose Panel</w:t>
+            </w:r>
+          </w:p>
+        </w:tc>
+        <w:tc>
+          <w:tcPr>
+            <w:tcW w:type="dxa" w:w="5800"/>
+            <w:tcBorders>
+              <w:top w:val="single" w:color="CCCCCC" w:sz="1"/>
+              <w:left w:val="single" w:color="CCCCCC" w:sz="1"/>
+              <w:bottom w:val="single" w:color="CCCCCC" w:sz="1"/>
+              <w:right w:val="single" w:color="CCCCCC" w:sz="1"/>
+            </w:tcBorders>
+            <w:tcMar>
+              <w:top w:type="dxa" w:w="80"/>
+              <w:left w:type="dxa" w:w="120"/>
+              <w:bottom w:type="dxa" w:w="80"/>
+              <w:right w:type="dxa" w:w="120"/>
+            </w:tcMar>
+          </w:tcPr>
+          <w:p>
+            <w:pPr>
+              <w:spacing w:after="20" w:before="20"/>
+            </w:pPr>
+            <w:r>
+              <w:rPr>
+                <w:rFonts w:ascii="Arial" w:cs="Arial" w:eastAsia="Arial" w:hAnsi="Arial"/>
+                <w:sz w:val="19"/>
+                <w:szCs w:val="19"/>
+              </w:rPr>
+              <w:t xml:space="preserve">The Game Over panel — hidden on respawn. Same one wired into GameManager.</w:t>
+            </w:r>
+          </w:p>
+        </w:tc>
+      </w:tr>
+      <w:tr>
+        <w:tc>
+          <w:tcPr>
+            <w:tcW w:type="dxa" w:w="3200"/>
+            <w:tcBorders>
+              <w:top w:val="single" w:color="CCCCCC" w:sz="1"/>
+              <w:left w:val="single" w:color="CCCCCC" w:sz="1"/>
+              <w:bottom w:val="single" w:color="CCCCCC" w:sz="1"/>
+              <w:right w:val="single" w:color="CCCCCC" w:sz="1"/>
+            </w:tcBorders>
+            <w:tcMar>
+              <w:top w:type="dxa" w:w="80"/>
+              <w:left w:type="dxa" w:w="120"/>
+              <w:bottom w:type="dxa" w:w="80"/>
+              <w:right w:type="dxa" w:w="120"/>
+            </w:tcMar>
+          </w:tcPr>
+          <w:p>
+            <w:pPr>
+              <w:spacing w:after="20" w:before="20"/>
+            </w:pPr>
+            <w:r>
+              <w:rPr>
+                <w:rFonts w:ascii="Courier New" w:cs="Courier New" w:eastAsia="Courier New" w:hAnsi="Courier New"/>
+                <w:b/>
+                <w:bCs/>
+                <w:color w:val="1A1A2E"/>
+                <w:sz w:val="18"/>
+                <w:szCs w:val="18"/>
+              </w:rPr>
+              <w:t xml:space="preserve">Respawn Mag Ammo / Reserve Ammo / Bombs</w:t>
+            </w:r>
+          </w:p>
+        </w:tc>
+        <w:tc>
+          <w:tcPr>
+            <w:tcW w:type="dxa" w:w="5800"/>
+            <w:tcBorders>
+              <w:top w:val="single" w:color="CCCCCC" w:sz="1"/>
+              <w:left w:val="single" w:color="CCCCCC" w:sz="1"/>
+              <w:bottom w:val="single" w:color="CCCCCC" w:sz="1"/>
+              <w:right w:val="single" w:color="CCCCCC" w:sz="1"/>
+            </w:tcBorders>
+            <w:tcMar>
+              <w:top w:type="dxa" w:w="80"/>
+              <w:left w:type="dxa" w:w="120"/>
+              <w:bottom w:type="dxa" w:w="80"/>
+              <w:right w:type="dxa" w:w="120"/>
+            </w:tcMar>
+          </w:tcPr>
+          <w:p>
+            <w:pPr>
+              <w:spacing w:after="20" w:before="20"/>
+            </w:pPr>
+            <w:r>
+              <w:rPr>
+                <w:rFonts w:ascii="Arial" w:cs="Arial" w:eastAsia="Arial" w:hAnsi="Arial"/>
+                <w:sz w:val="19"/>
+                <w:szCs w:val="19"/>
+              </w:rPr>
+              <w:t xml:space="preserve">Refill amounts. Resources are NEVER reduced on respawn — these are minimum-floor values, so a stockpiling player keeps their stash.</w:t>
+            </w:r>
+          </w:p>
+        </w:tc>
+      </w:tr>
+      <w:tr>
+        <w:tc>
+          <w:tcPr>
+            <w:tcW w:type="dxa" w:w="3200"/>
+            <w:tcBorders>
+              <w:top w:val="single" w:color="CCCCCC" w:sz="1"/>
+              <w:left w:val="single" w:color="CCCCCC" w:sz="1"/>
+              <w:bottom w:val="single" w:color="CCCCCC" w:sz="1"/>
+              <w:right w:val="single" w:color="CCCCCC" w:sz="1"/>
+            </w:tcBorders>
+            <w:tcMar>
+              <w:top w:type="dxa" w:w="80"/>
+              <w:left w:type="dxa" w:w="120"/>
+              <w:bottom w:type="dxa" w:w="80"/>
+              <w:right w:type="dxa" w:w="120"/>
+            </w:tcMar>
+          </w:tcPr>
+          <w:p>
+            <w:pPr>
+              <w:spacing w:after="20" w:before="20"/>
+            </w:pPr>
+            <w:r>
+              <w:rPr>
+                <w:rFonts w:ascii="Courier New" w:cs="Courier New" w:eastAsia="Courier New" w:hAnsi="Courier New"/>
+                <w:b/>
+                <w:bCs/>
+                <w:color w:val="1A1A2E"/>
+                <w:sz w:val="18"/>
+                <w:szCs w:val="18"/>
+              </w:rPr>
+              <w:t xml:space="preserve">On Checkpoint Set / On Respawn</w:t>
+            </w:r>
+          </w:p>
+        </w:tc>
+        <w:tc>
+          <w:tcPr>
+            <w:tcW w:type="dxa" w:w="5800"/>
+            <w:tcBorders>
+              <w:top w:val="single" w:color="CCCCCC" w:sz="1"/>
+              <w:left w:val="single" w:color="CCCCCC" w:sz="1"/>
+              <w:bottom w:val="single" w:color="CCCCCC" w:sz="1"/>
+              <w:right w:val="single" w:color="CCCCCC" w:sz="1"/>
+            </w:tcBorders>
+            <w:tcMar>
+              <w:top w:type="dxa" w:w="80"/>
+              <w:left w:type="dxa" w:w="120"/>
+              <w:bottom w:type="dxa" w:w="80"/>
+              <w:right w:type="dxa" w:w="120"/>
+            </w:tcMar>
+          </w:tcPr>
+          <w:p>
+            <w:pPr>
+              <w:spacing w:after="20" w:before="20"/>
+            </w:pPr>
+            <w:r>
+              <w:rPr>
+                <w:rFonts w:ascii="Arial" w:cs="Arial" w:eastAsia="Arial" w:hAnsi="Arial"/>
+                <w:sz w:val="19"/>
+                <w:szCs w:val="19"/>
+              </w:rPr>
+              <w:t xml:space="preserve">UnityEvent hooks for any extra wiring you want (sounds, analytics, etc.).</w:t>
+            </w:r>
+          </w:p>
+        </w:tc>
+      </w:tr>
+    </w:tbl>
+    <w:p>
+      <w:pPr>
+        <w:spacing w:after="60" w:before="60"/>
+      </w:pPr>
+      <w:r>
+        <w:rPr>
+          <w:rFonts w:ascii="Arial" w:cs="Arial" w:eastAsia="Arial" w:hAnsi="Arial"/>
+          <w:b/>
+          <w:bCs/>
+          <w:sz w:val="20"/>
+          <w:szCs w:val="20"/>
+        </w:rPr>
+        <w:t xml:space="preserve">Wiring steps</w:t>
+      </w:r>
+    </w:p>
+    <w:p>
+      <w:pPr>
+        <w:spacing w:after="60" w:before="60"/>
+      </w:pPr>
+      <w:r>
+        <w:rPr>
+          <w:rFonts w:ascii="Arial" w:cs="Arial" w:eastAsia="Arial" w:hAnsi="Arial"/>
+          <w:b/>
+          <w:bCs/>
+          <w:sz w:val="20"/>
+          <w:szCs w:val="20"/>
+        </w:rPr>
+        <w:t xml:space="preserve">Step 1 — </w:t>
+      </w:r>
+      <w:r>
+        <w:rPr>
+          <w:rFonts w:ascii="Arial" w:cs="Arial" w:eastAsia="Arial" w:hAnsi="Arial"/>
+          <w:sz w:val="20"/>
+          <w:szCs w:val="20"/>
+        </w:rPr>
+        <w:t xml:space="preserve">Create an empty GameObject </w:t>
+      </w:r>
+      <w:r>
+        <w:rPr>
+          <w:rFonts w:ascii="Courier New" w:cs="Courier New" w:eastAsia="Courier New" w:hAnsi="Courier New"/>
+          <w:color w:val="1A1A2E"/>
+          <w:sz w:val="19"/>
+          <w:szCs w:val="19"/>
+        </w:rPr>
+        <w:t xml:space="preserve">CheckpointManager</w:t>
+      </w:r>
+      <w:r>
+        <w:rPr>
+          <w:rFonts w:ascii="Arial" w:cs="Arial" w:eastAsia="Arial" w:hAnsi="Arial"/>
+          <w:sz w:val="20"/>
+          <w:szCs w:val="20"/>
+        </w:rPr>
+        <w:t xml:space="preserve"> and attach the script.</w:t>
+      </w:r>
+    </w:p>
+    <w:p>
+      <w:pPr>
+        <w:spacing w:after="60" w:before="60"/>
+      </w:pPr>
+      <w:r>
+        <w:rPr>
+          <w:rFonts w:ascii="Arial" w:cs="Arial" w:eastAsia="Arial" w:hAnsi="Arial"/>
+          <w:b/>
+          <w:bCs/>
+          <w:sz w:val="20"/>
+          <w:szCs w:val="20"/>
+        </w:rPr>
+        <w:t xml:space="preserve">Step 2 — </w:t>
+      </w:r>
+      <w:r>
+        <w:rPr>
+          <w:rFonts w:ascii="Arial" w:cs="Arial" w:eastAsia="Arial" w:hAnsi="Arial"/>
+          <w:sz w:val="20"/>
+          <w:szCs w:val="20"/>
+        </w:rPr>
+        <w:t xml:space="preserve">Place an empty </w:t>
+      </w:r>
+      <w:r>
+        <w:rPr>
+          <w:rFonts w:ascii="Courier New" w:cs="Courier New" w:eastAsia="Courier New" w:hAnsi="Courier New"/>
+          <w:color w:val="1A1A2E"/>
+          <w:sz w:val="19"/>
+          <w:szCs w:val="19"/>
+        </w:rPr>
+        <w:t xml:space="preserve">Spawn_X</w:t>
+      </w:r>
+      <w:r>
+        <w:rPr>
+          <w:rFonts w:ascii="Arial" w:cs="Arial" w:eastAsia="Arial" w:hAnsi="Arial"/>
+          <w:sz w:val="20"/>
+          <w:szCs w:val="20"/>
+        </w:rPr>
+        <w:t xml:space="preserve"> object at the start of each section and drag them into the matching slots (Café Checkpoint, Breather Checkpoint, Stadium Checkpoint, Ambush Checkpoint, Boss Arena Checkpoint). Boss Arena Checkpoint should be the same Transform CatVisionEvent.teleportDestination uses, so the boss arena respawn lands where the cinematic teleport already lands.</w:t>
+      </w:r>
+    </w:p>
+    <w:p>
+      <w:pPr>
+        <w:spacing w:after="60" w:before="60"/>
+      </w:pPr>
+      <w:r>
+        <w:rPr>
+          <w:rFonts w:ascii="Arial" w:cs="Arial" w:eastAsia="Arial" w:hAnsi="Arial"/>
+          <w:b/>
+          <w:bCs/>
+          <w:sz w:val="20"/>
+          <w:szCs w:val="20"/>
+        </w:rPr>
+        <w:t xml:space="preserve">Step 3 — </w:t>
+      </w:r>
+      <w:r>
+        <w:rPr>
+          <w:rFonts w:ascii="Arial" w:cs="Arial" w:eastAsia="Arial" w:hAnsi="Arial"/>
+          <w:sz w:val="20"/>
+          <w:szCs w:val="20"/>
+        </w:rPr>
+        <w:t xml:space="preserve">Wire each section’s “I just started” event to the matching helper method:</w:t>
+      </w:r>
+    </w:p>
+    <w:p>
+      <w:pPr>
+        <w:spacing w:after="0" w:before="0"/>
+      </w:pPr>
+      <w:r>
+        <w:t xml:space="preserve"/>
+      </w:r>
+    </w:p>
+    <w:p>
+      <w:pPr>
+        <w:pStyle w:val="ListParagraph"/>
+        <w:numPr>
+          <w:ilvl w:val="0"/>
+          <w:numId w:val="2"/>
+        </w:numPr>
+        <w:spacing w:after="40" w:before="40"/>
+      </w:pPr>
+      <w:r>
+        <w:rPr>
+          <w:rFonts w:ascii="Arial" w:cs="Arial" w:eastAsia="Arial" w:hAnsi="Arial"/>
+          <w:sz w:val="19"/>
+          <w:szCs w:val="19"/>
+        </w:rPr>
+        <w:t xml:space="preserve">Café SectionTracker.onSectionComplete </w:t>
+      </w:r>
+      <w:r>
+        <w:rPr>
+          <w:rFonts w:ascii="Arial" w:cs="Arial" w:eastAsia="Arial" w:hAnsi="Arial"/>
+          <w:sz w:val="19"/>
+          <w:szCs w:val="19"/>
+        </w:rPr>
+        <w:t xml:space="preserve">→</w:t>
+      </w:r>
+      <w:r>
+        <w:rPr>
+          <w:rFonts w:ascii="Courier New" w:cs="Courier New" w:eastAsia="Courier New" w:hAnsi="Courier New"/>
+          <w:color w:val="1A1A2E"/>
+          <w:sz w:val="18"/>
+          <w:szCs w:val="18"/>
+        </w:rPr>
+        <w:t xml:space="preserve"> CheckpointManager.SetCheckpointBreather()</w:t>
+      </w:r>
+    </w:p>
+    <w:p>
+      <w:pPr>
+        <w:pStyle w:val="ListParagraph"/>
+        <w:numPr>
+          <w:ilvl w:val="0"/>
+          <w:numId w:val="2"/>
+        </w:numPr>
+        <w:spacing w:after="40" w:before="40"/>
+      </w:pPr>
+      <w:r>
+        <w:rPr>
+          <w:rFonts w:ascii="Arial" w:cs="Arial" w:eastAsia="Arial" w:hAnsi="Arial"/>
+          <w:sz w:val="19"/>
+          <w:szCs w:val="19"/>
+        </w:rPr>
+        <w:t xml:space="preserve">BreatherZone.onBreatherCleared </w:t>
+      </w:r>
+      <w:r>
+        <w:rPr>
+          <w:rFonts w:ascii="Arial" w:cs="Arial" w:eastAsia="Arial" w:hAnsi="Arial"/>
+          <w:sz w:val="19"/>
+          <w:szCs w:val="19"/>
+        </w:rPr>
+        <w:t xml:space="preserve">→</w:t>
+      </w:r>
+      <w:r>
+        <w:rPr>
+          <w:rFonts w:ascii="Courier New" w:cs="Courier New" w:eastAsia="Courier New" w:hAnsi="Courier New"/>
+          <w:color w:val="1A1A2E"/>
+          <w:sz w:val="18"/>
+          <w:szCs w:val="18"/>
+        </w:rPr>
+        <w:t xml:space="preserve"> CheckpointManager.SetCheckpointStadium()</w:t>
+      </w:r>
+    </w:p>
+    <w:p>
+      <w:pPr>
+        <w:pStyle w:val="ListParagraph"/>
+        <w:numPr>
+          <w:ilvl w:val="0"/>
+          <w:numId w:val="2"/>
+        </w:numPr>
+        <w:spacing w:after="40" w:before="40"/>
+      </w:pPr>
+      <w:r>
+        <w:rPr>
+          <w:rFonts w:ascii="Arial" w:cs="Arial" w:eastAsia="Arial" w:hAnsi="Arial"/>
+          <w:sz w:val="19"/>
+          <w:szCs w:val="19"/>
+        </w:rPr>
+        <w:t xml:space="preserve">AmbushGauntlet.onGauntletBegan </w:t>
+      </w:r>
+      <w:r>
+        <w:rPr>
+          <w:rFonts w:ascii="Arial" w:cs="Arial" w:eastAsia="Arial" w:hAnsi="Arial"/>
+          <w:sz w:val="19"/>
+          <w:szCs w:val="19"/>
+        </w:rPr>
+        <w:t xml:space="preserve">→</w:t>
+      </w:r>
+      <w:r>
+        <w:rPr>
+          <w:rFonts w:ascii="Courier New" w:cs="Courier New" w:eastAsia="Courier New" w:hAnsi="Courier New"/>
+          <w:color w:val="1A1A2E"/>
+          <w:sz w:val="18"/>
+          <w:szCs w:val="18"/>
+        </w:rPr>
+        <w:t xml:space="preserve"> CheckpointManager.SetCheckpointAmbush()</w:t>
+      </w:r>
+    </w:p>
+    <w:p>
+      <w:pPr>
+        <w:pStyle w:val="ListParagraph"/>
+        <w:numPr>
+          <w:ilvl w:val="0"/>
+          <w:numId w:val="2"/>
+        </w:numPr>
+        <w:spacing w:after="40" w:before="40"/>
+      </w:pPr>
+      <w:r>
+        <w:rPr>
+          <w:rFonts w:ascii="Arial" w:cs="Arial" w:eastAsia="Arial" w:hAnsi="Arial"/>
+          <w:sz w:val="19"/>
+          <w:szCs w:val="19"/>
+        </w:rPr>
+        <w:t xml:space="preserve">AmbushGauntlet.onGauntletCleared </w:t>
+      </w:r>
+      <w:r>
+        <w:rPr>
+          <w:rFonts w:ascii="Arial" w:cs="Arial" w:eastAsia="Arial" w:hAnsi="Arial"/>
+          <w:sz w:val="19"/>
+          <w:szCs w:val="19"/>
+        </w:rPr>
+        <w:t xml:space="preserve">→</w:t>
+      </w:r>
+      <w:r>
+        <w:rPr>
+          <w:rFonts w:ascii="Courier New" w:cs="Courier New" w:eastAsia="Courier New" w:hAnsi="Courier New"/>
+          <w:color w:val="1A1A2E"/>
+          <w:sz w:val="18"/>
+          <w:szCs w:val="18"/>
+        </w:rPr>
+        <w:t xml:space="preserve"> CheckpointManager.SetCheckpointBossArena()</w:t>
+      </w:r>
+    </w:p>
+    <w:p>
+      <w:pPr>
+        <w:spacing w:after="60" w:before="60"/>
+      </w:pPr>
+      <w:r>
+        <w:rPr>
+          <w:rFonts w:ascii="Arial" w:cs="Arial" w:eastAsia="Arial" w:hAnsi="Arial"/>
+          <w:b/>
+          <w:bCs/>
+          <w:sz w:val="20"/>
+          <w:szCs w:val="20"/>
+        </w:rPr>
+        <w:t xml:space="preserve">Step 4 — </w:t>
+      </w:r>
+      <w:r>
+        <w:rPr>
+          <w:rFonts w:ascii="Arial" w:cs="Arial" w:eastAsia="Arial" w:hAnsi="Arial"/>
+          <w:sz w:val="20"/>
+          <w:szCs w:val="20"/>
+        </w:rPr>
+        <w:t xml:space="preserve">On the lose panel’s Retry button, </w:t>
+      </w:r>
+      <w:r>
+        <w:rPr>
+          <w:rFonts w:ascii="Arial" w:cs="Arial" w:eastAsia="Arial" w:hAnsi="Arial"/>
+          <w:b/>
+          <w:bCs/>
+          <w:sz w:val="20"/>
+          <w:szCs w:val="20"/>
+        </w:rPr>
+        <w:t xml:space="preserve">REMOVE</w:t>
+      </w:r>
+      <w:r>
+        <w:rPr>
+          <w:rFonts w:ascii="Arial" w:cs="Arial" w:eastAsia="Arial" w:hAnsi="Arial"/>
+          <w:sz w:val="20"/>
+          <w:szCs w:val="20"/>
+        </w:rPr>
+        <w:t xml:space="preserve"> the existing GameManager.RestartLevel() OnClick binding and </w:t>
+      </w:r>
+      <w:r>
+        <w:rPr>
+          <w:rFonts w:ascii="Arial" w:cs="Arial" w:eastAsia="Arial" w:hAnsi="Arial"/>
+          <w:b/>
+          <w:bCs/>
+          <w:sz w:val="20"/>
+          <w:szCs w:val="20"/>
+        </w:rPr>
+        <w:t xml:space="preserve">ADD</w:t>
+      </w:r>
+      <w:r>
+        <w:rPr>
+          <w:rFonts w:ascii="Arial" w:cs="Arial" w:eastAsia="Arial" w:hAnsi="Arial"/>
+          <w:sz w:val="20"/>
+          <w:szCs w:val="20"/>
+        </w:rPr>
+        <w:t xml:space="preserve"> CheckpointManager.RespawnAtCheckpoint(). If you want to keep a “Start over” button as well, add a second button pointing at GameManager.RestartLevel().</w:t>
+      </w:r>
+    </w:p>
+    <w:p>
+      <w:pPr>
+        <w:pStyle w:val="Heading2"/>
+        <w:spacing w:after="80" w:before="240"/>
+      </w:pPr>
+      <w:r>
+        <w:rPr>
+          <w:rFonts w:ascii="Arial" w:cs="Arial" w:eastAsia="Arial" w:hAnsi="Arial"/>
+          <w:b/>
+          <w:bCs/>
+          <w:color w:val="1A1A2E"/>
+          <w:sz w:val="26"/>
+          <w:szCs w:val="26"/>
+        </w:rPr>
+        <w:t xml:space="preserve">The Cat Vision wave guard (bug fix)</w:t>
+      </w:r>
+    </w:p>
+    <w:p>
+      <w:pPr>
+        <w:spacing w:after="60" w:before="60"/>
+      </w:pPr>
+      <w:r>
+        <w:rPr>
+          <w:rFonts w:ascii="Arial" w:cs="Arial" w:eastAsia="Arial" w:hAnsi="Arial"/>
+          <w:sz w:val="20"/>
+          <w:szCs w:val="20"/>
+        </w:rPr>
+        <w:t xml:space="preserve">PlayerHealth.onNearDeath fires whenever happiness drops below 10% anywhere in the game. CatVisionEvent listened for that event and triggered the cinematic + boss teleport unconditionally. The Inspector already showed a </w:t>
+      </w:r>
+      <w:r>
+        <w:rPr>
+          <w:rFonts w:ascii="Courier New" w:cs="Courier New" w:eastAsia="Courier New" w:hAnsi="Courier New"/>
+          <w:b/>
+          <w:bCs/>
+          <w:color w:val="1A1A2E"/>
+          <w:sz w:val="19"/>
+          <w:szCs w:val="19"/>
+        </w:rPr>
+        <w:t xml:space="preserve">Trigger On Wave</w:t>
+      </w:r>
+      <w:r>
+        <w:rPr>
+          <w:rFonts w:ascii="Arial" w:cs="Arial" w:eastAsia="Arial" w:hAnsi="Arial"/>
+          <w:sz w:val="20"/>
+          <w:szCs w:val="20"/>
+        </w:rPr>
+        <w:t xml:space="preserve"> field intended to gate this, but the code never actually read it. Result: a near-death in the café (or breather, or anywhere else) fast-forwarded the player past the rest of the game and dumped them at the boss.</w:t>
+      </w:r>
+    </w:p>
+    <w:p>
+      <w:pPr>
+        <w:spacing w:after="60" w:before="60"/>
+      </w:pPr>
+      <w:r>
+        <w:rPr>
+          <w:rFonts w:ascii="Arial" w:cs="Arial" w:eastAsia="Arial" w:hAnsi="Arial"/>
+          <w:sz w:val="20"/>
+          <w:szCs w:val="20"/>
+        </w:rPr>
+        <w:t xml:space="preserve">The fix is a six-line guard at the top of </w:t>
+      </w:r>
+      <w:r>
+        <w:rPr>
+          <w:rFonts w:ascii="Courier New" w:cs="Courier New" w:eastAsia="Courier New" w:hAnsi="Courier New"/>
+          <w:color w:val="1A1A2E"/>
+          <w:sz w:val="19"/>
+          <w:szCs w:val="19"/>
+        </w:rPr>
+        <w:t xml:space="preserve">CatVisionEvent.TriggerCatVision()</w:t>
+      </w:r>
+      <w:r>
+        <w:rPr>
+          <w:rFonts w:ascii="Arial" w:cs="Arial" w:eastAsia="Arial" w:hAnsi="Arial"/>
+          <w:sz w:val="20"/>
+          <w:szCs w:val="20"/>
+        </w:rPr>
+        <w:t xml:space="preserve"> that returns early unless </w:t>
+      </w:r>
+      <w:r>
+        <w:rPr>
+          <w:rFonts w:ascii="Courier New" w:cs="Courier New" w:eastAsia="Courier New" w:hAnsi="Courier New"/>
+          <w:color w:val="1A1A2E"/>
+          <w:sz w:val="19"/>
+          <w:szCs w:val="19"/>
+        </w:rPr>
+        <w:t xml:space="preserve">Section2Spawner.currentWave &gt;= triggerOnWave</w:t>
+      </w:r>
+      <w:r>
+        <w:rPr>
+          <w:rFonts w:ascii="Arial" w:cs="Arial" w:eastAsia="Arial" w:hAnsi="Arial"/>
+          <w:sz w:val="20"/>
+          <w:szCs w:val="20"/>
+        </w:rPr>
+        <w:t xml:space="preserve">. Behaviour after the fix:</w:t>
+      </w:r>
+    </w:p>
+    <w:p>
+      <w:pPr>
+        <w:spacing w:after="0" w:before="0"/>
+      </w:pPr>
+      <w:r>
+        <w:t xml:space="preserve"/>
+      </w:r>
+    </w:p>
+    <w:p>
+      <w:pPr>
+        <w:pStyle w:val="ListParagraph"/>
+        <w:numPr>
+          <w:ilvl w:val="0"/>
+          <w:numId w:val="2"/>
+        </w:numPr>
+        <w:spacing w:after="40" w:before="40"/>
+      </w:pPr>
+      <w:r>
+        <w:rPr>
+          <w:rFonts w:ascii="Arial" w:cs="Arial" w:eastAsia="Arial" w:hAnsi="Arial"/>
+          <w:sz w:val="19"/>
+          <w:szCs w:val="19"/>
+        </w:rPr>
+        <w:t xml:space="preserve">Near-death in the café / breather / boss arena </w:t>
+      </w:r>
+      <w:r>
+        <w:rPr>
+          <w:rFonts w:ascii="Arial" w:cs="Arial" w:eastAsia="Arial" w:hAnsi="Arial"/>
+          <w:sz w:val="19"/>
+          <w:szCs w:val="19"/>
+        </w:rPr>
+        <w:t xml:space="preserve">→</w:t>
+      </w:r>
+      <w:r>
+        <w:rPr>
+          <w:rFonts w:ascii="Arial" w:cs="Arial" w:eastAsia="Arial" w:hAnsi="Arial"/>
+          <w:sz w:val="19"/>
+          <w:szCs w:val="19"/>
+        </w:rPr>
+        <w:t xml:space="preserve"> guard returns, cat vision is suppressed, player takes normal damage, GameOver fires at 0 happiness, Retry button respawns at the matching checkpoint.</w:t>
+      </w:r>
+    </w:p>
+    <w:p>
+      <w:pPr>
+        <w:pStyle w:val="ListParagraph"/>
+        <w:numPr>
+          <w:ilvl w:val="0"/>
+          <w:numId w:val="2"/>
+        </w:numPr>
+        <w:spacing w:after="40" w:before="40"/>
+      </w:pPr>
+      <w:r>
+        <w:rPr>
+          <w:rFonts w:ascii="Arial" w:cs="Arial" w:eastAsia="Arial" w:hAnsi="Arial"/>
+          <w:sz w:val="19"/>
+          <w:szCs w:val="19"/>
+        </w:rPr>
+        <w:t xml:space="preserve">Near-death in the stadium after </w:t>
+      </w:r>
+      <w:r>
+        <w:rPr>
+          <w:rFonts w:ascii="Courier New" w:cs="Courier New" w:eastAsia="Courier New" w:hAnsi="Courier New"/>
+          <w:color w:val="1A1A2E"/>
+          <w:sz w:val="18"/>
+          <w:szCs w:val="18"/>
+        </w:rPr>
+        <w:t xml:space="preserve">triggerOnWave</w:t>
+      </w:r>
+      <w:r>
+        <w:rPr>
+          <w:rFonts w:ascii="Arial" w:cs="Arial" w:eastAsia="Arial" w:hAnsi="Arial"/>
+          <w:sz w:val="19"/>
+          <w:szCs w:val="19"/>
+        </w:rPr>
+        <w:t xml:space="preserve"> waves </w:t>
+      </w:r>
+      <w:r>
+        <w:rPr>
+          <w:rFonts w:ascii="Arial" w:cs="Arial" w:eastAsia="Arial" w:hAnsi="Arial"/>
+          <w:sz w:val="19"/>
+          <w:szCs w:val="19"/>
+        </w:rPr>
+        <w:t xml:space="preserve">→</w:t>
+      </w:r>
+      <w:r>
+        <w:rPr>
+          <w:rFonts w:ascii="Arial" w:cs="Arial" w:eastAsia="Arial" w:hAnsi="Arial"/>
+          <w:sz w:val="19"/>
+          <w:szCs w:val="19"/>
+        </w:rPr>
+        <w:t xml:space="preserve"> guard passes, cat vision plays as designed, teleports to the boss arena.</w:t>
+      </w:r>
+    </w:p>
+    <w:p>
+      <w:pPr>
+        <w:spacing w:after="60" w:before="60"/>
+      </w:pPr>
+      <w:r>
+        <w:rPr>
+          <w:rFonts w:ascii="Arial" w:cs="Arial" w:eastAsia="Arial" w:hAnsi="Arial"/>
+          <w:b/>
+          <w:bCs/>
+          <w:sz w:val="20"/>
+          <w:szCs w:val="20"/>
+        </w:rPr>
+        <w:t xml:space="preserve">Tuning the threshold:</w:t>
+      </w:r>
+      <w:r>
+        <w:rPr>
+          <w:rFonts w:ascii="Arial" w:cs="Arial" w:eastAsia="Arial" w:hAnsi="Arial"/>
+          <w:sz w:val="20"/>
+          <w:szCs w:val="20"/>
+        </w:rPr>
+        <w:t xml:space="preserve"> the default is </w:t>
+      </w:r>
+      <w:r>
+        <w:rPr>
+          <w:rFonts w:ascii="Courier New" w:cs="Courier New" w:eastAsia="Courier New" w:hAnsi="Courier New"/>
+          <w:color w:val="1A1A2E"/>
+          <w:sz w:val="19"/>
+          <w:szCs w:val="19"/>
+        </w:rPr>
+        <w:t xml:space="preserve">3</w:t>
+      </w:r>
+      <w:r>
+        <w:rPr>
+          <w:rFonts w:ascii="Arial" w:cs="Arial" w:eastAsia="Arial" w:hAnsi="Arial"/>
+          <w:sz w:val="20"/>
+          <w:szCs w:val="20"/>
+        </w:rPr>
+        <w:t xml:space="preserve"> (the cat vision only saves the player from wave 3 onwards). For a public playtest where strangers may struggle on wave 1, set </w:t>
+      </w:r>
+      <w:r>
+        <w:rPr>
+          <w:rFonts w:ascii="Courier New" w:cs="Courier New" w:eastAsia="Courier New" w:hAnsi="Courier New"/>
+          <w:color w:val="1A1A2E"/>
+          <w:sz w:val="19"/>
+          <w:szCs w:val="19"/>
+        </w:rPr>
+        <w:t xml:space="preserve">Trigger On Wave = 1</w:t>
+      </w:r>
+      <w:r>
+        <w:rPr>
+          <w:rFonts w:ascii="Arial" w:cs="Arial" w:eastAsia="Arial" w:hAnsi="Arial"/>
+          <w:sz w:val="20"/>
+          <w:szCs w:val="20"/>
+        </w:rPr>
+        <w:t xml:space="preserve"> on the CatVisionEvent component so the cinematic acts as a guaranteed safety net throughout the stadium phase. No code edit needed.</w:t>
+      </w:r>
+    </w:p>
+    <w:p>
+      <w:pPr>
+        <w:pStyle w:val="Heading2"/>
+        <w:spacing w:after="80" w:before="240"/>
+      </w:pPr>
+      <w:r>
+        <w:rPr>
+          <w:rFonts w:ascii="Arial" w:cs="Arial" w:eastAsia="Arial" w:hAnsi="Arial"/>
+          <w:b/>
+          <w:bCs/>
+          <w:color w:val="1A1A2E"/>
+          <w:sz w:val="26"/>
+          <w:szCs w:val="26"/>
+        </w:rPr>
+        <w:t xml:space="preserve">Known limitation</w:t>
+      </w:r>
+    </w:p>
+    <w:p>
+      <w:pPr>
+        <w:spacing w:after="60" w:before="60"/>
+      </w:pPr>
+      <w:r>
+        <w:rPr>
+          <w:rFonts w:ascii="Arial" w:cs="Arial" w:eastAsia="Arial" w:hAnsi="Arial"/>
+          <w:sz w:val="20"/>
+          <w:szCs w:val="20"/>
+        </w:rPr>
+        <w:t xml:space="preserve">PlayerHealth’s </w:t>
+      </w:r>
+      <w:r>
+        <w:rPr>
+          <w:rFonts w:ascii="Courier New" w:cs="Courier New" w:eastAsia="Courier New" w:hAnsi="Courier New"/>
+          <w:color w:val="1A1A2E"/>
+          <w:sz w:val="19"/>
+          <w:szCs w:val="19"/>
+        </w:rPr>
+        <w:t xml:space="preserve">lowHealthFired</w:t>
+      </w:r>
+      <w:r>
+        <w:rPr>
+          <w:rFonts w:ascii="Arial" w:cs="Arial" w:eastAsia="Arial" w:hAnsi="Arial"/>
+          <w:sz w:val="20"/>
+          <w:szCs w:val="20"/>
+        </w:rPr>
+        <w:t xml:space="preserve"> and </w:t>
+      </w:r>
+      <w:r>
+        <w:rPr>
+          <w:rFonts w:ascii="Courier New" w:cs="Courier New" w:eastAsia="Courier New" w:hAnsi="Courier New"/>
+          <w:color w:val="1A1A2E"/>
+          <w:sz w:val="19"/>
+          <w:szCs w:val="19"/>
+        </w:rPr>
+        <w:t xml:space="preserve">nearDeathFired</w:t>
+      </w:r>
+      <w:r>
+        <w:rPr>
+          <w:rFonts w:ascii="Arial" w:cs="Arial" w:eastAsia="Arial" w:hAnsi="Arial"/>
+          <w:sz w:val="20"/>
+          <w:szCs w:val="20"/>
+        </w:rPr>
+        <w:t xml:space="preserve"> flags are private, so the checkpoint manager cannot reset them. The on-screen warnings (“Happiness dangerously low”, the cat-vision near-death hook) only fire once per game session. For a 5-minute playtest run this is rarely noticeable. If it matters, change those two flags to </w:t>
+      </w:r>
+      <w:r>
+        <w:rPr>
+          <w:rFonts w:ascii="Courier New" w:cs="Courier New" w:eastAsia="Courier New" w:hAnsi="Courier New"/>
+          <w:color w:val="1A1A2E"/>
+          <w:sz w:val="19"/>
+          <w:szCs w:val="19"/>
+        </w:rPr>
+        <w:t xml:space="preserve">internal</w:t>
+      </w:r>
+      <w:r>
+        <w:rPr>
+          <w:rFonts w:ascii="Arial" w:cs="Arial" w:eastAsia="Arial" w:hAnsi="Arial"/>
+          <w:sz w:val="20"/>
+          <w:szCs w:val="20"/>
+        </w:rPr>
+        <w:t xml:space="preserve"> and have RespawnAtCheckpoint() reset them.</w:t>
+      </w:r>
+    </w:p>
+    <w:p>
+      <w:pPr>
+        <w:pStyle w:val="Heading2"/>
+        <w:spacing w:after="80" w:before="240"/>
+      </w:pPr>
+      <w:r>
+        <w:rPr>
+          <w:rFonts w:ascii="Arial" w:cs="Arial" w:eastAsia="Arial" w:hAnsi="Arial"/>
+          <w:b/>
+          <w:bCs/>
+          <w:color w:val="1A1A2E"/>
+          <w:sz w:val="26"/>
+          <w:szCs w:val="26"/>
+        </w:rPr>
+        <w:t xml:space="preserve">Quick playtest checklist</w:t>
+      </w:r>
+    </w:p>
+    <w:p>
+      <w:pPr>
+        <w:spacing w:after="0" w:before="0"/>
+      </w:pPr>
+      <w:r>
+        <w:t xml:space="preserve"/>
+      </w:r>
+    </w:p>
+    <w:p>
+      <w:pPr>
+        <w:pStyle w:val="ListParagraph"/>
+        <w:numPr>
+          <w:ilvl w:val="0"/>
+          <w:numId w:val="2"/>
+        </w:numPr>
+        <w:spacing w:after="40" w:before="40"/>
+      </w:pPr>
+      <w:r>
+        <w:rPr>
+          <w:rFonts w:ascii="Arial" w:cs="Arial" w:eastAsia="Arial" w:hAnsi="Arial"/>
+          <w:sz w:val="19"/>
+          <w:szCs w:val="19"/>
+        </w:rPr>
+        <w:t xml:space="preserve">Die in the café </w:t>
+      </w:r>
+      <w:r>
+        <w:rPr>
+          <w:rFonts w:ascii="Arial" w:cs="Arial" w:eastAsia="Arial" w:hAnsi="Arial"/>
+          <w:sz w:val="19"/>
+          <w:szCs w:val="19"/>
+        </w:rPr>
+        <w:t xml:space="preserve">→</w:t>
+      </w:r>
+      <w:r>
+        <w:rPr>
+          <w:rFonts w:ascii="Arial" w:cs="Arial" w:eastAsia="Arial" w:hAnsi="Arial"/>
+          <w:sz w:val="19"/>
+          <w:szCs w:val="19"/>
+        </w:rPr>
+        <w:t xml:space="preserve"> Retry lands at the café checkpoint (NOT teleported to the boss).</w:t>
+      </w:r>
+    </w:p>
+    <w:p>
+      <w:pPr>
+        <w:pStyle w:val="ListParagraph"/>
+        <w:numPr>
+          <w:ilvl w:val="0"/>
+          <w:numId w:val="2"/>
+        </w:numPr>
+        <w:spacing w:after="40" w:before="40"/>
+      </w:pPr>
+      <w:r>
+        <w:rPr>
+          <w:rFonts w:ascii="Arial" w:cs="Arial" w:eastAsia="Arial" w:hAnsi="Arial"/>
+          <w:sz w:val="19"/>
+          <w:szCs w:val="19"/>
+        </w:rPr>
+        <w:t xml:space="preserve">Die in the stadium before </w:t>
+      </w:r>
+      <w:r>
+        <w:rPr>
+          <w:rFonts w:ascii="Courier New" w:cs="Courier New" w:eastAsia="Courier New" w:hAnsi="Courier New"/>
+          <w:color w:val="1A1A2E"/>
+          <w:sz w:val="18"/>
+          <w:szCs w:val="18"/>
+        </w:rPr>
+        <w:t xml:space="preserve">triggerOnWave</w:t>
+      </w:r>
+      <w:r>
+        <w:rPr>
+          <w:rFonts w:ascii="Arial" w:cs="Arial" w:eastAsia="Arial" w:hAnsi="Arial"/>
+          <w:sz w:val="19"/>
+          <w:szCs w:val="19"/>
+        </w:rPr>
+        <w:t xml:space="preserve"> </w:t>
+      </w:r>
+      <w:r>
+        <w:rPr>
+          <w:rFonts w:ascii="Arial" w:cs="Arial" w:eastAsia="Arial" w:hAnsi="Arial"/>
+          <w:sz w:val="19"/>
+          <w:szCs w:val="19"/>
+        </w:rPr>
+        <w:t xml:space="preserve">→</w:t>
+      </w:r>
+      <w:r>
+        <w:rPr>
+          <w:rFonts w:ascii="Arial" w:cs="Arial" w:eastAsia="Arial" w:hAnsi="Arial"/>
+          <w:sz w:val="19"/>
+          <w:szCs w:val="19"/>
+        </w:rPr>
+        <w:t xml:space="preserve"> Retry lands at the stadium entry checkpoint.</w:t>
+      </w:r>
+    </w:p>
+    <w:p>
+      <w:pPr>
+        <w:pStyle w:val="ListParagraph"/>
+        <w:numPr>
+          <w:ilvl w:val="0"/>
+          <w:numId w:val="2"/>
+        </w:numPr>
+        <w:spacing w:after="40" w:before="40"/>
+      </w:pPr>
+      <w:r>
+        <w:rPr>
+          <w:rFonts w:ascii="Arial" w:cs="Arial" w:eastAsia="Arial" w:hAnsi="Arial"/>
+          <w:sz w:val="19"/>
+          <w:szCs w:val="19"/>
+        </w:rPr>
+        <w:t xml:space="preserve">Die in the stadium on or after </w:t>
+      </w:r>
+      <w:r>
+        <w:rPr>
+          <w:rFonts w:ascii="Courier New" w:cs="Courier New" w:eastAsia="Courier New" w:hAnsi="Courier New"/>
+          <w:color w:val="1A1A2E"/>
+          <w:sz w:val="18"/>
+          <w:szCs w:val="18"/>
+        </w:rPr>
+        <w:t xml:space="preserve">triggerOnWave</w:t>
+      </w:r>
+      <w:r>
+        <w:rPr>
+          <w:rFonts w:ascii="Arial" w:cs="Arial" w:eastAsia="Arial" w:hAnsi="Arial"/>
+          <w:sz w:val="19"/>
+          <w:szCs w:val="19"/>
+        </w:rPr>
+        <w:t xml:space="preserve"> </w:t>
+      </w:r>
+      <w:r>
+        <w:rPr>
+          <w:rFonts w:ascii="Arial" w:cs="Arial" w:eastAsia="Arial" w:hAnsi="Arial"/>
+          <w:sz w:val="19"/>
+          <w:szCs w:val="19"/>
+        </w:rPr>
+        <w:t xml:space="preserve">→</w:t>
+      </w:r>
+      <w:r>
+        <w:rPr>
+          <w:rFonts w:ascii="Arial" w:cs="Arial" w:eastAsia="Arial" w:hAnsi="Arial"/>
+          <w:sz w:val="19"/>
+          <w:szCs w:val="19"/>
+        </w:rPr>
+        <w:t xml:space="preserve"> cat vision plays normally and teleports to the boss arena.</w:t>
+      </w:r>
+    </w:p>
+    <w:p>
+      <w:pPr>
+        <w:pStyle w:val="ListParagraph"/>
+        <w:numPr>
+          <w:ilvl w:val="0"/>
+          <w:numId w:val="2"/>
+        </w:numPr>
+        <w:spacing w:after="40" w:before="40"/>
+      </w:pPr>
+      <w:r>
+        <w:rPr>
+          <w:rFonts w:ascii="Arial" w:cs="Arial" w:eastAsia="Arial" w:hAnsi="Arial"/>
+          <w:sz w:val="19"/>
+          <w:szCs w:val="19"/>
+        </w:rPr>
+        <w:t xml:space="preserve">After any respawn, NPCs already converted stay happy and section progress is preserved.</w:t>
+      </w:r>
+    </w:p>
+    <w:p>
+      <w:pPr>
+        <w:pStyle w:val="ListParagraph"/>
+        <w:numPr>
+          <w:ilvl w:val="0"/>
+          <w:numId w:val="2"/>
+        </w:numPr>
+        <w:spacing w:after="40" w:before="40"/>
+      </w:pPr>
+      <w:r>
+        <w:rPr>
+          <w:rFonts w:ascii="Arial" w:cs="Arial" w:eastAsia="Arial" w:hAnsi="Arial"/>
+          <w:sz w:val="19"/>
+          <w:szCs w:val="19"/>
+        </w:rPr>
+        <w:t xml:space="preserve">After any respawn, happiness is full and ammo/bombs are at least the refill defaults.</w:t>
       </w:r>
     </w:p>
     <w:p>
